--- a/static/media/8.qd_ktra_hoan_sau_gtgt_HT.docx
+++ b/static/media/8.qd_ktra_hoan_sau_gtgt_HT.docx
@@ -547,7 +547,7 @@
           <w:color w:val="000000" w:themeColor="text1"/>
           <w:szCs w:val="28"/>
         </w:rPr>
-        <w:t>Về việc kiểm tra chấp hành pháp luật thuế tại</w:t>
+        <w:t>Về việc kiểm tra thuế tại</w:t>
       </w:r>
     </w:p>
     <w:p>
@@ -1315,7 +1315,21 @@
           <w:color w:val="000000" w:themeColor="text1"/>
           <w:szCs w:val="28"/>
         </w:rPr>
-        <w:t xml:space="preserve">Địa chỉ: &lt;dia_chi&gt;, về các nội dung sau: </w:t>
+        <w:t>Địa chỉ: &lt;dia_chi&gt;</w:t>
+      </w:r>
+      <w:r>
+        <w:rPr>
+          <w:color w:val="000000" w:themeColor="text1"/>
+          <w:szCs w:val="28"/>
+        </w:rPr>
+        <w:t>.</w:t>
+      </w:r>
+      <w:r>
+        <w:rPr>
+          <w:color w:val="000000" w:themeColor="text1"/>
+          <w:szCs w:val="28"/>
+        </w:rPr>
+        <w:t xml:space="preserve"> </w:t>
       </w:r>
     </w:p>
     <w:p>
@@ -1333,7 +1347,21 @@
           <w:color w:val="000000" w:themeColor="text1"/>
           <w:szCs w:val="28"/>
         </w:rPr>
-        <w:t>Nội dung kiểm tra: Kiểm tra việc chấp hành pháp luật thuế.</w:t>
+        <w:t xml:space="preserve">Nội dung kiểm tra: </w:t>
+      </w:r>
+      <w:r>
+        <w:rPr>
+          <w:szCs w:val="28"/>
+          <w:lang w:val="nl-NL"/>
+        </w:rPr>
+        <w:t>&lt;th_hoan&gt;</w:t>
+      </w:r>
+      <w:r>
+        <w:rPr>
+          <w:color w:val="000000" w:themeColor="text1"/>
+          <w:szCs w:val="28"/>
+        </w:rPr>
+        <w:t>.</w:t>
       </w:r>
     </w:p>
     <w:p>

--- a/static/media/8.qd_ktra_hoan_sau_gtgt_HT.docx
+++ b/static/media/8.qd_ktra_hoan_sau_gtgt_HT.docx
@@ -701,7 +701,7 @@
     <w:p>
       <w:pPr>
         <w:spacing w:after="0" w:line="240" w:lineRule="auto"/>
-        <w:ind w:firstLine="425"/>
+        <w:ind w:firstLine="567"/>
         <w:jc w:val="both"/>
         <w:rPr>
           <w:i/>
@@ -753,7 +753,7 @@
     <w:p>
       <w:pPr>
         <w:spacing w:after="0" w:line="240" w:lineRule="auto"/>
-        <w:ind w:firstLine="425"/>
+        <w:ind w:firstLine="567"/>
         <w:jc w:val="both"/>
         <w:rPr>
           <w:i/>
@@ -774,7 +774,7 @@
     <w:p>
       <w:pPr>
         <w:spacing w:after="0" w:line="240" w:lineRule="auto"/>
-        <w:ind w:firstLine="425"/>
+        <w:ind w:firstLine="567"/>
         <w:jc w:val="both"/>
         <w:rPr>
           <w:i/>
@@ -857,7 +857,7 @@
     <w:p>
       <w:pPr>
         <w:spacing w:after="0" w:line="240" w:lineRule="auto"/>
-        <w:ind w:firstLine="425"/>
+        <w:ind w:firstLine="567"/>
         <w:jc w:val="both"/>
         <w:rPr>
           <w:i/>
@@ -877,7 +877,7 @@
     <w:p>
       <w:pPr>
         <w:spacing w:after="0" w:line="240" w:lineRule="auto"/>
-        <w:ind w:firstLine="425"/>
+        <w:ind w:firstLine="567"/>
         <w:jc w:val="both"/>
         <w:rPr>
           <w:i/>
@@ -897,7 +897,7 @@
     <w:p>
       <w:pPr>
         <w:spacing w:after="0" w:line="240" w:lineRule="auto"/>
-        <w:ind w:firstLine="425"/>
+        <w:ind w:firstLine="567"/>
         <w:jc w:val="both"/>
         <w:rPr>
           <w:i/>
